--- a/public/uploads/contracts/draft-15.docx
+++ b/public/uploads/contracts/draft-15.docx
@@ -51,24 +51,24 @@
           <w:szCs w:val="28"/>
           <w:lang w:val="uz-Cyrl-UZ"/>
         </w:rPr>
-        <w:t xml:space="preserve">2026 йил 30-июн          А-26-DGJ9F-сон                                        Тошкент шаҳри ш.</w:t>
-      </w:r>
-    </w:p>
-    <w:p/>
-    <w:p>
-      <w:pPr>
-        <w:spacing w:after="0" w:line="240" w:lineRule="auto"/>
-        <w:ind w:firstLine="851"/>
-        <w:jc w:val="both"/>
-      </w:pPr>
-      <w:r>
-        <w:rPr>
-          <w:rFonts w:ascii="Times New Roman" w:hAnsi="Times New Roman" w:cs="Times New Roman"/>
-          <w:sz w:val="28"/>
-          <w:szCs w:val="28"/>
-          <w:lang w:val="uz-Cyrl-UZ"/>
-        </w:rPr>
-        <w:t xml:space="preserve">Кейинги ўринларда “Ижарага берувчи” деб номланадиган Тошкент шаҳар ҳокимияти томонидан ва кейинги ўринларда “Ижарага олувчи” деб номланадиган Юлдашева Малика («DELTA PHARM» МЧЖ) томонидан мазкур шартномани Ўзбекистон Республикаси Ягона интерактив давлат хизматлари портали орқали 2026 йил 30-июн да келиб тушган А-26-DGJ9F-сон аризага биноан тузди.</w:t>
+        <w:t xml:space="preserve">2026 йил 1-июл          А-26-DWCAB-сон                                        Тошкент шаҳри ш.</w:t>
+      </w:r>
+    </w:p>
+    <w:p/>
+    <w:p>
+      <w:pPr>
+        <w:spacing w:after="0" w:line="240" w:lineRule="auto"/>
+        <w:ind w:firstLine="851"/>
+        <w:jc w:val="both"/>
+      </w:pPr>
+      <w:r>
+        <w:rPr>
+          <w:rFonts w:ascii="Times New Roman" w:hAnsi="Times New Roman" w:cs="Times New Roman"/>
+          <w:sz w:val="28"/>
+          <w:szCs w:val="28"/>
+          <w:lang w:val="uz-Cyrl-UZ"/>
+        </w:rPr>
+        <w:t xml:space="preserve">Кейинги ўринларда “Ижарага берувчи” деб номланадиган Тошкент шаҳар ҳокимияти томонидан ва кейинги ўринларда “Ижарага олувчи” деб номланадиган Полатов Бойсун Ғозиевич («DELTA PHARM» МЧЖ) томонидан мазкур шартномани Ўзбекистон Республикаси Ягона интерактив давлат хизматлари портали орқали 2026 йил 1-июл да келиб тушган А-26-DWCAB-сон аризага биноан тузди.</w:t>
       </w:r>
     </w:p>
     <w:p/>
@@ -120,7 +120,7 @@
           <w:szCs w:val="28"/>
           <w:lang w:val="uz-Cyrl-UZ"/>
         </w:rPr>
-        <w:t xml:space="preserve">1.2. Ижарага берувчи ер участкасини 2026 йил 30-июн дан 1 (бир) йил муддатга ижарага беради, Ижарага олувчи эса ўзига тегишли бўлган Тошкент шаҳрининг Мирзо-Улуғбек туманидаги Мирзо-Улуғбек тумани, Шаҳрисабз кўчаси, №6 манзилда жойлашган «DELTA PHARM» МЧЖ объекти (ер участкаси)га туташ ҳудуддаги кейинчалик “Ер участкаси” деб номланувчи 36 кв.м ер майдонни Фармацевтика фаолиятини ташкил этиш учун ижарага олади.</w:t>
+        <w:t xml:space="preserve">1.2. Ижарага берувчи ер участкасини 2026 йил 1-июл дан 1 (бир) йил муддатга ижарага беради, Ижарага олувчи эса ўзига тегишли бўлган Тошкент шаҳрининг Мирзо-Улуғбек туманидаги Мирзо-Улуғбек тумани, Олмазор кўчаси, №52 манзилда жойлашган «DELTA PHARM» МЧЖ объекти (ер участкаси)га туташ ҳудуддаги кейинчалик “Ер участкаси” деб номланувчи 36 кв.м ер майдонни Фармацевтика фаолиятини ташкил этиш учун ижарага олади.</w:t>
       </w:r>
     </w:p>
     <w:p/>
@@ -274,7 +274,7 @@
           <w:szCs w:val="28"/>
           <w:lang w:val="uz-Cyrl-UZ"/>
         </w:rPr>
-        <w:t xml:space="preserve">2.6. Объект жойлашган кўча тури: Гастрономик кўча. Кадастр рақами: 10:11:03:05:05:0114.</w:t>
+        <w:t xml:space="preserve">2.6. Объект жойлашган кўча тури: Оддий кўча. Кадастр рақами: 10:11:04:02:03:0114.</w:t>
       </w:r>
     </w:p>
     <w:p/>
@@ -1233,7 +1233,7 @@
                 <w:szCs w:val="28"/>
                 <w:lang w:val="uz-Cyrl-UZ"/>
               </w:rPr>
-              <w:t xml:space="preserve">15-сон, 2026-йил 30-июн</w:t>
+              <w:t xml:space="preserve">15-сон, 2026-йил 1-июл</w:t>
             </w:r>
           </w:p>
         </w:tc>
@@ -1289,37 +1289,37 @@
                 <w:szCs w:val="28"/>
                 <w:lang w:val="uz-Cyrl-UZ"/>
               </w:rPr>
-              <w:t xml:space="preserve">ФИО: Юлдашева Малика</w:t>
-            </w:r>
-          </w:p>
-          <w:p>
-            <w:pPr>
-              <w:jc w:val="center"/>
-              <w:spacing w:after="20"/>
-            </w:pPr>
-            <w:r>
-              <w:rPr>
-                <w:rFonts w:ascii="Times New Roman" w:hAnsi="Times New Roman" w:cs="Times New Roman"/>
-                <w:sz w:val="28"/>
-                <w:szCs w:val="28"/>
-                <w:lang w:val="uz-Cyrl-UZ"/>
-              </w:rPr>
-              <w:t xml:space="preserve">Манзил: Мирзо-Улуғбек тумани, Шаҳрисабз кўчаси, №6</w:t>
-            </w:r>
-          </w:p>
-          <w:p>
-            <w:pPr>
-              <w:jc w:val="center"/>
-              <w:spacing w:after="20"/>
-            </w:pPr>
-            <w:r>
-              <w:rPr>
-                <w:rFonts w:ascii="Times New Roman" w:hAnsi="Times New Roman" w:cs="Times New Roman"/>
-                <w:sz w:val="28"/>
-                <w:szCs w:val="28"/>
-                <w:lang w:val="uz-Cyrl-UZ"/>
-              </w:rPr>
-              <w:t xml:space="preserve">СТИР (ЖШШИР): 30000000033333</w:t>
+              <w:t xml:space="preserve">ФИО: Полатов Бойсун Ғозиевич</w:t>
+            </w:r>
+          </w:p>
+          <w:p>
+            <w:pPr>
+              <w:jc w:val="center"/>
+              <w:spacing w:after="20"/>
+            </w:pPr>
+            <w:r>
+              <w:rPr>
+                <w:rFonts w:ascii="Times New Roman" w:hAnsi="Times New Roman" w:cs="Times New Roman"/>
+                <w:sz w:val="28"/>
+                <w:szCs w:val="28"/>
+                <w:lang w:val="uz-Cyrl-UZ"/>
+              </w:rPr>
+              <w:t xml:space="preserve">Манзил: Мирзо-Улуғбек тумани, Олмазор кўчаси, №52</w:t>
+            </w:r>
+          </w:p>
+          <w:p>
+            <w:pPr>
+              <w:jc w:val="center"/>
+              <w:spacing w:after="20"/>
+            </w:pPr>
+            <w:r>
+              <w:rPr>
+                <w:rFonts w:ascii="Times New Roman" w:hAnsi="Times New Roman" w:cs="Times New Roman"/>
+                <w:sz w:val="28"/>
+                <w:szCs w:val="28"/>
+                <w:lang w:val="uz-Cyrl-UZ"/>
+              </w:rPr>
+              <w:t xml:space="preserve">СТИР (ЖШШИР): 31234567890123</w:t>
             </w:r>
           </w:p>
           <w:p>

--- a/public/uploads/contracts/draft-15.docx
+++ b/public/uploads/contracts/draft-15.docx
@@ -51,24 +51,24 @@
           <w:szCs w:val="28"/>
           <w:lang w:val="uz-Cyrl-UZ"/>
         </w:rPr>
-        <w:t xml:space="preserve">2026 йил 1-июл          А-26-DWCAB-сон                                        Тошкент шаҳри ш.</w:t>
-      </w:r>
-    </w:p>
-    <w:p/>
-    <w:p>
-      <w:pPr>
-        <w:spacing w:after="0" w:line="240" w:lineRule="auto"/>
-        <w:ind w:firstLine="851"/>
-        <w:jc w:val="both"/>
-      </w:pPr>
-      <w:r>
-        <w:rPr>
-          <w:rFonts w:ascii="Times New Roman" w:hAnsi="Times New Roman" w:cs="Times New Roman"/>
-          <w:sz w:val="28"/>
-          <w:szCs w:val="28"/>
-          <w:lang w:val="uz-Cyrl-UZ"/>
-        </w:rPr>
-        <w:t xml:space="preserve">Кейинги ўринларда “Ижарага берувчи” деб номланадиган Тошкент шаҳар ҳокимияти томонидан ва кейинги ўринларда “Ижарага олувчи” деб номланадиган Полатов Бойсун Ғозиевич («DELTA PHARM» МЧЖ) томонидан мазкур шартномани Ўзбекистон Республикаси Ягона интерактив давлат хизматлари портали орқали 2026 йил 1-июл да келиб тушган А-26-DWCAB-сон аризага биноан тузди.</w:t>
+        <w:t xml:space="preserve">2026 йил 1-июл          А-26-1S48V-сон                                        Тошкент шаҳри ш.</w:t>
+      </w:r>
+    </w:p>
+    <w:p/>
+    <w:p>
+      <w:pPr>
+        <w:spacing w:after="0" w:line="240" w:lineRule="auto"/>
+        <w:ind w:firstLine="851"/>
+        <w:jc w:val="both"/>
+      </w:pPr>
+      <w:r>
+        <w:rPr>
+          <w:rFonts w:ascii="Times New Roman" w:hAnsi="Times New Roman" w:cs="Times New Roman"/>
+          <w:sz w:val="28"/>
+          <w:szCs w:val="28"/>
+          <w:lang w:val="uz-Cyrl-UZ"/>
+        </w:rPr>
+        <w:t xml:space="preserve">Кейинги ўринларда “Ижарага берувчи” деб номланадиган Тошкент шаҳар ҳокимияти томонидан ва кейинги ўринларда “Ижарага олувчи” деб номланадиган Каримов Алишер («DELTA PHARM» МЧЖ) томонидан мазкур шартномани Ўзбекистон Республикаси Ягона интерактив давлат хизматлари портали орқали 2026 йил 1-июл да келиб тушган А-26-1S48V-сон аризага биноан тузди.</w:t>
       </w:r>
     </w:p>
     <w:p/>
@@ -120,7 +120,7 @@
           <w:szCs w:val="28"/>
           <w:lang w:val="uz-Cyrl-UZ"/>
         </w:rPr>
-        <w:t xml:space="preserve">1.2. Ижарага берувчи ер участкасини 2026 йил 1-июл дан 1 (бир) йил муддатга ижарага беради, Ижарага олувчи эса ўзига тегишли бўлган Тошкент шаҳрининг Мирзо-Улуғбек туманидаги Мирзо-Улуғбек тумани, Олмазор кўчаси, №52 манзилда жойлашган «DELTA PHARM» МЧЖ объекти (ер участкаси)га туташ ҳудуддаги кейинчалик “Ер участкаси” деб номланувчи 36 кв.м ер майдонни Фармацевтика фаолиятини ташкил этиш учун ижарага олади.</w:t>
+        <w:t xml:space="preserve">1.2. Ижарага берувчи ер участкасини 2026 йил 1-июл дан 1 (бир) йил муддатга ижарага беради, Ижарага олувчи эса ўзига тегишли бўлган Тошкент шаҳрининг Мирзо-Улуғбек туманидаги Мирзо-Улуғбек тумани, Шаҳрисабз кўчаси, №24 манзилда жойлашган «DELTA PHARM» МЧЖ объекти (ер участкаси)га туташ ҳудуддаги кейинчалик “Ер участкаси” деб номланувчи 48 кв.м ер майдонни Хизмат фаолиятини ташкил этиш учун ижарага олади.</w:t>
       </w:r>
     </w:p>
     <w:p/>
@@ -257,24 +257,24 @@
           <w:szCs w:val="28"/>
           <w:lang w:val="uz-Cyrl-UZ"/>
         </w:rPr>
-        <w:t xml:space="preserve">2.5. Ер участкаси тадбиркорлик фаолиятини амалга ошириш учун берилади ва қуйидаги мақсадда фойдаланилади: Савдо сотиқ.</w:t>
-      </w:r>
-    </w:p>
-    <w:p/>
-    <w:p>
-      <w:pPr>
-        <w:spacing w:after="0" w:line="240" w:lineRule="auto"/>
-        <w:ind w:firstLine="851"/>
-        <w:jc w:val="both"/>
-      </w:pPr>
-      <w:r>
-        <w:rPr>
-          <w:rFonts w:ascii="Times New Roman" w:hAnsi="Times New Roman" w:cs="Times New Roman"/>
-          <w:sz w:val="28"/>
-          <w:szCs w:val="28"/>
-          <w:lang w:val="uz-Cyrl-UZ"/>
-        </w:rPr>
-        <w:t xml:space="preserve">2.6. Объект жойлашган кўча тури: Оддий кўча. Кадастр рақами: 10:11:04:02:03:0114.</w:t>
+        <w:t xml:space="preserve">2.5. Ер участкаси тадбиркорлик фаолиятини амалга ошириш учун берилади ва қуйидаги мақсадда фойдаланилади: Хизмат.</w:t>
+      </w:r>
+    </w:p>
+    <w:p/>
+    <w:p>
+      <w:pPr>
+        <w:spacing w:after="0" w:line="240" w:lineRule="auto"/>
+        <w:ind w:firstLine="851"/>
+        <w:jc w:val="both"/>
+      </w:pPr>
+      <w:r>
+        <w:rPr>
+          <w:rFonts w:ascii="Times New Roman" w:hAnsi="Times New Roman" w:cs="Times New Roman"/>
+          <w:sz w:val="28"/>
+          <w:szCs w:val="28"/>
+          <w:lang w:val="uz-Cyrl-UZ"/>
+        </w:rPr>
+        <w:t xml:space="preserve">2.6. Объект жойлашган кўча тури: Марказий. Кадастр рақами: 10:11:04:09:06:0114.</w:t>
       </w:r>
     </w:p>
     <w:p/>
@@ -343,7 +343,7 @@
           <w:szCs w:val="28"/>
           <w:lang w:val="uz-Cyrl-UZ"/>
         </w:rPr>
-        <w:t xml:space="preserve">3.3. Ер участкаси учун йиллик ижара тўлови 19 440 000 сўмни ташкил этади ва йиллик ижара тўлов суммасининг тенг миқдорга бўлган ҳолда ҳар ойда (ойлик 1 620 000 сўм) амалга оширилади.</w:t>
+        <w:t xml:space="preserve">3.3. Ер участкаси учун йиллик ижара тўлови 25 920 000 сўмни ташкил этади ва йиллик ижара тўлов суммасининг тенг миқдорга бўлган ҳолда ҳар ойда (ойлик 2 160 000 сўм) амалга оширилади.</w:t>
       </w:r>
     </w:p>
     <w:p/>
@@ -1153,47 +1153,6 @@
           <w:p>
             <w:pPr>
               <w:jc w:val="center"/>
-              <w:spacing w:after="0"/>
-            </w:pPr>
-            <w:r>
-              <w:drawing>
-                <wp:inline distT="0" distB="0" distL="0" distR="0">
-                  <wp:extent cx="760000" cy="760000"/>
-                  <wp:effectExtent l="0" t="0" r="0" b="0"/>
-                  <wp:docPr id="1" name="QR1"/>
-                  <wp:cNvGraphicFramePr/>
-                  <a:graphic xmlns:a="http://schemas.openxmlformats.org/drawingml/2006/main">
-                    <a:graphicData uri="http://schemas.openxmlformats.org/drawingml/2006/picture">
-                      <pic:pic xmlns:pic="http://schemas.openxmlformats.org/drawingml/2006/picture">
-                        <pic:nvPicPr>
-                          <pic:cNvPr id="1" name="QR1"/>
-                          <pic:cNvPicPr/>
-                        </pic:nvPicPr>
-                        <pic:blipFill>
-                          <a:blip r:embed="rIdImg1"/>
-                          <a:stretch>
-                            <a:fillRect/>
-                          </a:stretch>
-                        </pic:blipFill>
-                        <pic:spPr>
-                          <a:xfrm>
-                            <a:off x="0" y="0"/>
-                            <a:ext cx="760000" cy="760000"/>
-                          </a:xfrm>
-                          <a:prstGeom prst="rect">
-                            <a:avLst/>
-                          </a:prstGeom>
-                        </pic:spPr>
-                      </pic:pic>
-                    </a:graphicData>
-                  </a:graphic>
-                </wp:inline>
-              </w:drawing>
-            </w:r>
-          </w:p>
-          <w:p>
-            <w:pPr>
-              <w:jc w:val="center"/>
               <w:spacing w:after="20"/>
             </w:pPr>
             <w:r>
@@ -1203,37 +1162,7 @@
                 <w:szCs w:val="28"/>
                 <w:lang w:val="uz-Cyrl-UZ"/>
               </w:rPr>
-              <w:t xml:space="preserve">Е-ИМЗО: Ш. Каримов</w:t>
-            </w:r>
-          </w:p>
-          <w:p>
-            <w:pPr>
-              <w:jc w:val="center"/>
-              <w:spacing w:after="20"/>
-            </w:pPr>
-            <w:r>
-              <w:rPr>
-                <w:rFonts w:ascii="Times New Roman" w:hAnsi="Times New Roman" w:cs="Times New Roman"/>
-                <w:sz w:val="28"/>
-                <w:szCs w:val="28"/>
-                <w:lang w:val="uz-Cyrl-UZ"/>
-              </w:rPr>
-              <w:t xml:space="preserve">Бошқарув раиси</w:t>
-            </w:r>
-          </w:p>
-          <w:p>
-            <w:pPr>
-              <w:jc w:val="center"/>
-              <w:spacing w:after="20"/>
-            </w:pPr>
-            <w:r>
-              <w:rPr>
-                <w:rFonts w:ascii="Times New Roman" w:hAnsi="Times New Roman" w:cs="Times New Roman"/>
-                <w:sz w:val="28"/>
-                <w:szCs w:val="28"/>
-                <w:lang w:val="uz-Cyrl-UZ"/>
-              </w:rPr>
-              <w:t xml:space="preserve">15-сон, 2026-йил 1-июл</w:t>
+              <w:t xml:space="preserve">Имзо: ____________  М.Ў.</w:t>
             </w:r>
           </w:p>
         </w:tc>
@@ -1289,7 +1218,7 @@
                 <w:szCs w:val="28"/>
                 <w:lang w:val="uz-Cyrl-UZ"/>
               </w:rPr>
-              <w:t xml:space="preserve">ФИО: Полатов Бойсун Ғозиевич</w:t>
+              <w:t xml:space="preserve">ФИО: Каримов Алишер</w:t>
             </w:r>
           </w:p>
           <w:p>
@@ -1304,7 +1233,7 @@
                 <w:szCs w:val="28"/>
                 <w:lang w:val="uz-Cyrl-UZ"/>
               </w:rPr>
-              <w:t xml:space="preserve">Манзил: Мирзо-Улуғбек тумани, Олмазор кўчаси, №52</w:t>
+              <w:t xml:space="preserve">Манзил: Мирзо-Улуғбек тумани, Шаҳрисабз кўчаси, №24</w:t>
             </w:r>
           </w:p>
           <w:p>
@@ -1319,7 +1248,7 @@
                 <w:szCs w:val="28"/>
                 <w:lang w:val="uz-Cyrl-UZ"/>
               </w:rPr>
-              <w:t xml:space="preserve">СТИР (ЖШШИР): 31234567890123</w:t>
+              <w:t xml:space="preserve">СТИР (ЖШШИР): 30000000011111</w:t>
             </w:r>
           </w:p>
           <w:p>
@@ -1365,6 +1294,661 @@
                 <w:lang w:val="uz-Cyrl-UZ"/>
               </w:rPr>
               <w:t xml:space="preserve">Имзо: ____________</w:t>
+            </w:r>
+          </w:p>
+        </w:tc>
+      </w:tr>
+    </w:tbl>
+    <w:p>
+      <w:r>
+        <w:br w:type="page"/>
+      </w:r>
+    </w:p>
+    <w:p>
+      <w:pPr>
+        <w:spacing w:before="120" w:after="120" w:line="240" w:lineRule="auto"/>
+        <w:jc w:val="center"/>
+      </w:pPr>
+      <w:r>
+        <w:rPr>
+          <w:rFonts w:ascii="Times New Roman" w:hAnsi="Times New Roman" w:cs="Times New Roman"/>
+          <w:b/>
+          <w:bCs/>
+          <w:sz w:val="28"/>
+          <w:szCs w:val="28"/>
+          <w:lang w:val="uz-Cyrl-UZ"/>
+        </w:rPr>
+        <w:t xml:space="preserve">2026-йил “____” __________даги</w:t>
+      </w:r>
+    </w:p>
+    <w:p>
+      <w:pPr>
+        <w:spacing w:before="120" w:after="120" w:line="240" w:lineRule="auto"/>
+        <w:jc w:val="center"/>
+      </w:pPr>
+      <w:r>
+        <w:rPr>
+          <w:rFonts w:ascii="Times New Roman" w:hAnsi="Times New Roman" w:cs="Times New Roman"/>
+          <w:b/>
+          <w:bCs/>
+          <w:sz w:val="28"/>
+          <w:szCs w:val="28"/>
+          <w:lang w:val="uz-Cyrl-UZ"/>
+        </w:rPr>
+        <w:t xml:space="preserve">ART-2026-A-15-сонли шартномага</w:t>
+      </w:r>
+    </w:p>
+    <w:p>
+      <w:pPr>
+        <w:spacing w:before="120" w:after="120" w:line="240" w:lineRule="auto"/>
+        <w:jc w:val="center"/>
+      </w:pPr>
+      <w:r>
+        <w:rPr>
+          <w:rFonts w:ascii="Times New Roman" w:hAnsi="Times New Roman" w:cs="Times New Roman"/>
+          <w:b/>
+          <w:bCs/>
+          <w:sz w:val="28"/>
+          <w:szCs w:val="28"/>
+          <w:lang w:val="uz-Cyrl-UZ"/>
+        </w:rPr>
+        <w:t xml:space="preserve">ИЛОВА</w:t>
+      </w:r>
+    </w:p>
+    <w:p/>
+    <w:p>
+      <w:pPr>
+        <w:spacing w:before="120" w:after="120" w:line="240" w:lineRule="auto"/>
+        <w:jc w:val="center"/>
+      </w:pPr>
+      <w:r>
+        <w:rPr>
+          <w:rFonts w:ascii="Times New Roman" w:hAnsi="Times New Roman" w:cs="Times New Roman"/>
+          <w:b/>
+          <w:bCs/>
+          <w:sz w:val="28"/>
+          <w:szCs w:val="28"/>
+          <w:lang w:val="uz-Cyrl-UZ"/>
+        </w:rPr>
+        <w:t xml:space="preserve">Йиғимнинг қолган 80% тўлаш</w:t>
+      </w:r>
+    </w:p>
+    <w:p>
+      <w:pPr>
+        <w:spacing w:before="120" w:after="120" w:line="240" w:lineRule="auto"/>
+        <w:jc w:val="center"/>
+      </w:pPr>
+      <w:r>
+        <w:rPr>
+          <w:rFonts w:ascii="Times New Roman" w:hAnsi="Times New Roman" w:cs="Times New Roman"/>
+          <w:b/>
+          <w:bCs/>
+          <w:sz w:val="28"/>
+          <w:szCs w:val="28"/>
+          <w:lang w:val="uz-Cyrl-UZ"/>
+        </w:rPr>
+        <w:t xml:space="preserve">РЕЖА ЖАДВАЛИ</w:t>
+      </w:r>
+    </w:p>
+    <w:tbl>
+      <w:tblPr>
+        <w:tblW w:w="9000" w:type="dxa"/>
+        <w:tblBorders>
+          <w:top w:val="single" w:sz="6"/>
+          <w:left w:val="single" w:sz="6"/>
+          <w:bottom w:val="single" w:sz="6"/>
+          <w:right w:val="single" w:sz="6"/>
+          <w:insideH w:val="single" w:sz="6"/>
+          <w:insideV w:val="single" w:sz="6"/>
+        </w:tblBorders>
+      </w:tblPr>
+      <w:tblGrid>
+        <w:gridCol w:w="850"/>
+        <w:gridCol w:w="2100"/>
+        <w:gridCol w:w="6050"/>
+      </w:tblGrid>
+      <w:tr>
+        <w:tc>
+          <w:tcPr>
+            <w:tcW w:w="850" w:type="dxa"/>
+            <w:vAlign w:val="center"/>
+          </w:tcPr>
+          <w:p>
+            <w:pPr>
+              <w:spacing w:before="120" w:after="120" w:line="240" w:lineRule="auto"/>
+              <w:jc w:val="center"/>
+            </w:pPr>
+            <w:r>
+              <w:rPr>
+                <w:rFonts w:ascii="Times New Roman" w:hAnsi="Times New Roman" w:cs="Times New Roman"/>
+                <w:b/>
+                <w:bCs/>
+                <w:sz w:val="28"/>
+                <w:szCs w:val="28"/>
+                <w:lang w:val="uz-Cyrl-UZ"/>
+              </w:rPr>
+              <w:t xml:space="preserve">1.</w:t>
+            </w:r>
+          </w:p>
+        </w:tc>
+        <w:tc>
+          <w:tcPr>
+            <w:tcW w:w="2100" w:type="dxa"/>
+            <w:vAlign w:val="center"/>
+          </w:tcPr>
+          <w:p>
+            <w:pPr>
+              <w:spacing w:before="120" w:after="120" w:line="240" w:lineRule="auto"/>
+              <w:jc w:val="center"/>
+            </w:pPr>
+            <w:r>
+              <w:rPr>
+                <w:rFonts w:ascii="Times New Roman" w:hAnsi="Times New Roman" w:cs="Times New Roman"/>
+                <w:b/>
+                <w:bCs/>
+                <w:sz w:val="28"/>
+                <w:szCs w:val="28"/>
+                <w:lang w:val="uz-Cyrl-UZ"/>
+              </w:rPr>
+              <w:t xml:space="preserve">20.08.2026</w:t>
+            </w:r>
+          </w:p>
+        </w:tc>
+        <w:tc>
+          <w:tcPr>
+            <w:tcW w:w="6050" w:type="dxa"/>
+            <w:vAlign w:val="center"/>
+          </w:tcPr>
+          <w:p>
+            <w:pPr>
+              <w:spacing w:before="120" w:after="120" w:line="240" w:lineRule="auto"/>
+              <w:jc w:val="center"/>
+            </w:pPr>
+            <w:r>
+              <w:rPr>
+                <w:rFonts w:ascii="Times New Roman" w:hAnsi="Times New Roman" w:cs="Times New Roman"/>
+                <w:b/>
+                <w:bCs/>
+                <w:sz w:val="28"/>
+                <w:szCs w:val="28"/>
+                <w:lang w:val="uz-Cyrl-UZ"/>
+              </w:rPr>
+              <w:t xml:space="preserve">5 184 000.00 сўм</w:t>
+            </w:r>
+          </w:p>
+        </w:tc>
+      </w:tr>
+      <w:tr>
+        <w:tc>
+          <w:tcPr>
+            <w:tcW w:w="850" w:type="dxa"/>
+            <w:vAlign w:val="center"/>
+          </w:tcPr>
+          <w:p>
+            <w:pPr>
+              <w:spacing w:before="120" w:after="120" w:line="240" w:lineRule="auto"/>
+              <w:jc w:val="center"/>
+            </w:pPr>
+            <w:r>
+              <w:rPr>
+                <w:rFonts w:ascii="Times New Roman" w:hAnsi="Times New Roman" w:cs="Times New Roman"/>
+                <w:b/>
+                <w:bCs/>
+                <w:sz w:val="28"/>
+                <w:szCs w:val="28"/>
+                <w:lang w:val="uz-Cyrl-UZ"/>
+              </w:rPr>
+              <w:t xml:space="preserve">2.</w:t>
+            </w:r>
+          </w:p>
+        </w:tc>
+        <w:tc>
+          <w:tcPr>
+            <w:tcW w:w="2100" w:type="dxa"/>
+            <w:vAlign w:val="center"/>
+          </w:tcPr>
+          <w:p>
+            <w:pPr>
+              <w:spacing w:before="120" w:after="120" w:line="240" w:lineRule="auto"/>
+              <w:jc w:val="center"/>
+            </w:pPr>
+            <w:r>
+              <w:rPr>
+                <w:rFonts w:ascii="Times New Roman" w:hAnsi="Times New Roman" w:cs="Times New Roman"/>
+                <w:b/>
+                <w:bCs/>
+                <w:sz w:val="28"/>
+                <w:szCs w:val="28"/>
+                <w:lang w:val="uz-Cyrl-UZ"/>
+              </w:rPr>
+              <w:t xml:space="preserve">20.11.2026</w:t>
+            </w:r>
+          </w:p>
+        </w:tc>
+        <w:tc>
+          <w:tcPr>
+            <w:tcW w:w="6050" w:type="dxa"/>
+            <w:vAlign w:val="center"/>
+          </w:tcPr>
+          <w:p>
+            <w:pPr>
+              <w:spacing w:before="120" w:after="120" w:line="240" w:lineRule="auto"/>
+              <w:jc w:val="center"/>
+            </w:pPr>
+            <w:r>
+              <w:rPr>
+                <w:rFonts w:ascii="Times New Roman" w:hAnsi="Times New Roman" w:cs="Times New Roman"/>
+                <w:b/>
+                <w:bCs/>
+                <w:sz w:val="28"/>
+                <w:szCs w:val="28"/>
+                <w:lang w:val="uz-Cyrl-UZ"/>
+              </w:rPr>
+              <w:t xml:space="preserve">5 184 000.00 сўм</w:t>
+            </w:r>
+          </w:p>
+        </w:tc>
+      </w:tr>
+      <w:tr>
+        <w:tc>
+          <w:tcPr>
+            <w:tcW w:w="850" w:type="dxa"/>
+            <w:vAlign w:val="center"/>
+          </w:tcPr>
+          <w:p>
+            <w:pPr>
+              <w:spacing w:before="120" w:after="120" w:line="240" w:lineRule="auto"/>
+              <w:jc w:val="center"/>
+            </w:pPr>
+            <w:r>
+              <w:rPr>
+                <w:rFonts w:ascii="Times New Roman" w:hAnsi="Times New Roman" w:cs="Times New Roman"/>
+                <w:b/>
+                <w:bCs/>
+                <w:sz w:val="28"/>
+                <w:szCs w:val="28"/>
+                <w:lang w:val="uz-Cyrl-UZ"/>
+              </w:rPr>
+              <w:t xml:space="preserve">3.</w:t>
+            </w:r>
+          </w:p>
+        </w:tc>
+        <w:tc>
+          <w:tcPr>
+            <w:tcW w:w="2100" w:type="dxa"/>
+            <w:vAlign w:val="center"/>
+          </w:tcPr>
+          <w:p>
+            <w:pPr>
+              <w:spacing w:before="120" w:after="120" w:line="240" w:lineRule="auto"/>
+              <w:jc w:val="center"/>
+            </w:pPr>
+            <w:r>
+              <w:rPr>
+                <w:rFonts w:ascii="Times New Roman" w:hAnsi="Times New Roman" w:cs="Times New Roman"/>
+                <w:b/>
+                <w:bCs/>
+                <w:sz w:val="28"/>
+                <w:szCs w:val="28"/>
+                <w:lang w:val="uz-Cyrl-UZ"/>
+              </w:rPr>
+              <w:t xml:space="preserve">20.02.2027</w:t>
+            </w:r>
+          </w:p>
+        </w:tc>
+        <w:tc>
+          <w:tcPr>
+            <w:tcW w:w="6050" w:type="dxa"/>
+            <w:vAlign w:val="center"/>
+          </w:tcPr>
+          <w:p>
+            <w:pPr>
+              <w:spacing w:before="120" w:after="120" w:line="240" w:lineRule="auto"/>
+              <w:jc w:val="center"/>
+            </w:pPr>
+            <w:r>
+              <w:rPr>
+                <w:rFonts w:ascii="Times New Roman" w:hAnsi="Times New Roman" w:cs="Times New Roman"/>
+                <w:b/>
+                <w:bCs/>
+                <w:sz w:val="28"/>
+                <w:szCs w:val="28"/>
+                <w:lang w:val="uz-Cyrl-UZ"/>
+              </w:rPr>
+              <w:t xml:space="preserve">5 184 000.00 сўм</w:t>
+            </w:r>
+          </w:p>
+        </w:tc>
+      </w:tr>
+      <w:tr>
+        <w:tc>
+          <w:tcPr>
+            <w:tcW w:w="850" w:type="dxa"/>
+            <w:vAlign w:val="center"/>
+          </w:tcPr>
+          <w:p>
+            <w:pPr>
+              <w:spacing w:before="120" w:after="120" w:line="240" w:lineRule="auto"/>
+              <w:jc w:val="center"/>
+            </w:pPr>
+            <w:r>
+              <w:rPr>
+                <w:rFonts w:ascii="Times New Roman" w:hAnsi="Times New Roman" w:cs="Times New Roman"/>
+                <w:b/>
+                <w:bCs/>
+                <w:sz w:val="28"/>
+                <w:szCs w:val="28"/>
+                <w:lang w:val="uz-Cyrl-UZ"/>
+              </w:rPr>
+              <w:t xml:space="preserve">4.</w:t>
+            </w:r>
+          </w:p>
+        </w:tc>
+        <w:tc>
+          <w:tcPr>
+            <w:tcW w:w="2100" w:type="dxa"/>
+            <w:vAlign w:val="center"/>
+          </w:tcPr>
+          <w:p>
+            <w:pPr>
+              <w:spacing w:before="120" w:after="120" w:line="240" w:lineRule="auto"/>
+              <w:jc w:val="center"/>
+            </w:pPr>
+            <w:r>
+              <w:rPr>
+                <w:rFonts w:ascii="Times New Roman" w:hAnsi="Times New Roman" w:cs="Times New Roman"/>
+                <w:b/>
+                <w:bCs/>
+                <w:sz w:val="28"/>
+                <w:szCs w:val="28"/>
+                <w:lang w:val="uz-Cyrl-UZ"/>
+              </w:rPr>
+              <w:t xml:space="preserve">20.05.2027</w:t>
+            </w:r>
+          </w:p>
+        </w:tc>
+        <w:tc>
+          <w:tcPr>
+            <w:tcW w:w="6050" w:type="dxa"/>
+            <w:vAlign w:val="center"/>
+          </w:tcPr>
+          <w:p>
+            <w:pPr>
+              <w:spacing w:before="120" w:after="120" w:line="240" w:lineRule="auto"/>
+              <w:jc w:val="center"/>
+            </w:pPr>
+            <w:r>
+              <w:rPr>
+                <w:rFonts w:ascii="Times New Roman" w:hAnsi="Times New Roman" w:cs="Times New Roman"/>
+                <w:b/>
+                <w:bCs/>
+                <w:sz w:val="28"/>
+                <w:szCs w:val="28"/>
+                <w:lang w:val="uz-Cyrl-UZ"/>
+              </w:rPr>
+              <w:t xml:space="preserve">5 184 000.00 сўм</w:t>
+            </w:r>
+          </w:p>
+        </w:tc>
+      </w:tr>
+      <w:tr>
+        <w:tc>
+          <w:tcPr>
+            <w:tcW w:w="850" w:type="dxa"/>
+            <w:vAlign w:val="center"/>
+          </w:tcPr>
+          <w:p>
+            <w:pPr>
+              <w:spacing w:before="120" w:after="120" w:line="240" w:lineRule="auto"/>
+              <w:jc w:val="center"/>
+            </w:pPr>
+            <w:r>
+              <w:rPr>
+                <w:rFonts w:ascii="Times New Roman" w:hAnsi="Times New Roman" w:cs="Times New Roman"/>
+                <w:sz w:val="28"/>
+                <w:szCs w:val="28"/>
+                <w:lang w:val="uz-Cyrl-UZ"/>
+              </w:rPr>
+              <w:t xml:space="preserve"/>
+            </w:r>
+          </w:p>
+        </w:tc>
+        <w:tc>
+          <w:tcPr>
+            <w:tcW w:w="2100" w:type="dxa"/>
+            <w:vAlign w:val="center"/>
+          </w:tcPr>
+          <w:p>
+            <w:pPr>
+              <w:spacing w:before="120" w:after="120" w:line="240" w:lineRule="auto"/>
+              <w:jc w:val="center"/>
+            </w:pPr>
+            <w:r>
+              <w:rPr>
+                <w:rFonts w:ascii="Times New Roman" w:hAnsi="Times New Roman" w:cs="Times New Roman"/>
+                <w:b/>
+                <w:bCs/>
+                <w:sz w:val="28"/>
+                <w:szCs w:val="28"/>
+                <w:lang w:val="uz-Cyrl-UZ"/>
+              </w:rPr>
+              <w:t xml:space="preserve">Жами:</w:t>
+            </w:r>
+          </w:p>
+        </w:tc>
+        <w:tc>
+          <w:tcPr>
+            <w:tcW w:w="6050" w:type="dxa"/>
+            <w:vAlign w:val="center"/>
+          </w:tcPr>
+          <w:p>
+            <w:pPr>
+              <w:spacing w:before="120" w:after="120" w:line="240" w:lineRule="auto"/>
+              <w:jc w:val="center"/>
+            </w:pPr>
+            <w:r>
+              <w:rPr>
+                <w:rFonts w:ascii="Times New Roman" w:hAnsi="Times New Roman" w:cs="Times New Roman"/>
+                <w:b/>
+                <w:bCs/>
+                <w:sz w:val="28"/>
+                <w:szCs w:val="28"/>
+                <w:lang w:val="uz-Cyrl-UZ"/>
+              </w:rPr>
+              <w:t xml:space="preserve">20 736 000.00 сўм</w:t>
+            </w:r>
+          </w:p>
+        </w:tc>
+      </w:tr>
+    </w:tbl>
+    <w:p/>
+    <w:p/>
+    <w:tbl>
+      <w:tblPr>
+        <w:tblW w:w="9000" w:type="dxa"/>
+        <w:tblBorders>
+          <w:top w:val="single" w:sz="6"/>
+          <w:left w:val="single" w:sz="6"/>
+          <w:bottom w:val="single" w:sz="6"/>
+          <w:right w:val="single" w:sz="6"/>
+          <w:insideH w:val="single" w:sz="6"/>
+          <w:insideV w:val="single" w:sz="6"/>
+        </w:tblBorders>
+      </w:tblPr>
+      <w:tr>
+        <w:tc>
+          <w:tcPr>
+            <w:tcW w:w="4500" w:type="dxa"/>
+            <w:tcMar>
+              <w:top w:w="120" w:type="dxa"/>
+              <w:bottom w:w="120" w:type="dxa"/>
+            </w:tcMar>
+          </w:tcPr>
+          <w:p>
+            <w:pPr>
+              <w:spacing w:before="120" w:after="120" w:line="240" w:lineRule="auto"/>
+              <w:jc w:val="center"/>
+            </w:pPr>
+            <w:r>
+              <w:rPr>
+                <w:rFonts w:ascii="Times New Roman" w:hAnsi="Times New Roman" w:cs="Times New Roman"/>
+                <w:b/>
+                <w:bCs/>
+                <w:sz w:val="28"/>
+                <w:szCs w:val="28"/>
+                <w:lang w:val="uz-Cyrl-UZ"/>
+              </w:rPr>
+              <w:t xml:space="preserve">КОМПАНИЯ</w:t>
+            </w:r>
+          </w:p>
+          <w:p>
+            <w:pPr>
+              <w:spacing w:before="120" w:after="120" w:line="240" w:lineRule="auto"/>
+              <w:jc w:val="center"/>
+            </w:pPr>
+            <w:r>
+              <w:rPr>
+                <w:rFonts w:ascii="Times New Roman" w:hAnsi="Times New Roman" w:cs="Times New Roman"/>
+                <w:sz w:val="28"/>
+                <w:szCs w:val="28"/>
+                <w:lang w:val="uz-Cyrl-UZ"/>
+              </w:rPr>
+              <w:t xml:space="preserve"> </w:t>
+            </w:r>
+          </w:p>
+          <w:p>
+            <w:pPr>
+              <w:spacing w:before="120" w:after="120" w:line="240" w:lineRule="auto"/>
+              <w:jc w:val="center"/>
+            </w:pPr>
+            <w:r>
+              <w:rPr>
+                <w:rFonts w:ascii="Times New Roman" w:hAnsi="Times New Roman" w:cs="Times New Roman"/>
+                <w:sz w:val="28"/>
+                <w:szCs w:val="28"/>
+                <w:lang w:val="uz-Cyrl-UZ"/>
+              </w:rPr>
+              <w:t xml:space="preserve"> </w:t>
+            </w:r>
+          </w:p>
+          <w:p>
+            <w:pPr>
+              <w:spacing w:before="120" w:after="120" w:line="240" w:lineRule="auto"/>
+              <w:jc w:val="center"/>
+            </w:pPr>
+            <w:r>
+              <w:rPr>
+                <w:rFonts w:ascii="Times New Roman" w:hAnsi="Times New Roman" w:cs="Times New Roman"/>
+                <w:sz w:val="28"/>
+                <w:szCs w:val="28"/>
+                <w:lang w:val="uz-Cyrl-UZ"/>
+              </w:rPr>
+              <w:t xml:space="preserve">____________________________</w:t>
+            </w:r>
+          </w:p>
+          <w:p>
+            <w:pPr>
+              <w:spacing w:before="120" w:after="120" w:line="240" w:lineRule="auto"/>
+              <w:jc w:val="center"/>
+            </w:pPr>
+            <w:r>
+              <w:rPr>
+                <w:rFonts w:ascii="Times New Roman" w:hAnsi="Times New Roman" w:cs="Times New Roman"/>
+                <w:b/>
+                <w:bCs/>
+                <w:sz w:val="28"/>
+                <w:szCs w:val="28"/>
+                <w:lang w:val="uz-Cyrl-UZ"/>
+              </w:rPr>
+              <w:t xml:space="preserve">Ш. Каримов</w:t>
+            </w:r>
+          </w:p>
+        </w:tc>
+        <w:tc>
+          <w:tcPr>
+            <w:tcW w:w="4500" w:type="dxa"/>
+            <w:tcMar>
+              <w:top w:w="120" w:type="dxa"/>
+              <w:bottom w:w="120" w:type="dxa"/>
+            </w:tcMar>
+          </w:tcPr>
+          <w:p>
+            <w:pPr>
+              <w:spacing w:before="120" w:after="120" w:line="240" w:lineRule="auto"/>
+              <w:jc w:val="center"/>
+            </w:pPr>
+            <w:r>
+              <w:rPr>
+                <w:rFonts w:ascii="Times New Roman" w:hAnsi="Times New Roman" w:cs="Times New Roman"/>
+                <w:b/>
+                <w:bCs/>
+                <w:sz w:val="28"/>
+                <w:szCs w:val="28"/>
+                <w:lang w:val="uz-Cyrl-UZ"/>
+              </w:rPr>
+              <w:t xml:space="preserve">ИНВЕСТОР</w:t>
+            </w:r>
+          </w:p>
+          <w:p>
+            <w:pPr>
+              <w:spacing w:before="120" w:after="120" w:line="240" w:lineRule="auto"/>
+              <w:jc w:val="center"/>
+            </w:pPr>
+            <w:r>
+              <w:rPr>
+                <w:rFonts w:ascii="Times New Roman" w:hAnsi="Times New Roman" w:cs="Times New Roman"/>
+                <w:sz w:val="28"/>
+                <w:szCs w:val="28"/>
+                <w:lang w:val="uz-Cyrl-UZ"/>
+              </w:rPr>
+              <w:t xml:space="preserve"> </w:t>
+            </w:r>
+          </w:p>
+          <w:p>
+            <w:pPr>
+              <w:spacing w:before="120" w:after="120" w:line="240" w:lineRule="auto"/>
+              <w:jc w:val="center"/>
+            </w:pPr>
+            <w:r>
+              <w:rPr>
+                <w:rFonts w:ascii="Times New Roman" w:hAnsi="Times New Roman" w:cs="Times New Roman"/>
+                <w:sz w:val="28"/>
+                <w:szCs w:val="28"/>
+                <w:lang w:val="uz-Cyrl-UZ"/>
+              </w:rPr>
+              <w:t xml:space="preserve"> </w:t>
+            </w:r>
+          </w:p>
+          <w:p>
+            <w:pPr>
+              <w:spacing w:before="120" w:after="120" w:line="240" w:lineRule="auto"/>
+              <w:jc w:val="center"/>
+            </w:pPr>
+            <w:r>
+              <w:rPr>
+                <w:rFonts w:ascii="Times New Roman" w:hAnsi="Times New Roman" w:cs="Times New Roman"/>
+                <w:sz w:val="28"/>
+                <w:szCs w:val="28"/>
+                <w:lang w:val="uz-Cyrl-UZ"/>
+              </w:rPr>
+              <w:t xml:space="preserve">____________________________</w:t>
+            </w:r>
+          </w:p>
+          <w:p>
+            <w:pPr>
+              <w:spacing w:before="120" w:after="120" w:line="240" w:lineRule="auto"/>
+              <w:jc w:val="center"/>
+            </w:pPr>
+            <w:r>
+              <w:rPr>
+                <w:rFonts w:ascii="Times New Roman" w:hAnsi="Times New Roman" w:cs="Times New Roman"/>
+                <w:b/>
+                <w:bCs/>
+                <w:sz w:val="28"/>
+                <w:szCs w:val="28"/>
+                <w:lang w:val="uz-Cyrl-UZ"/>
+              </w:rPr>
+              <w:t xml:space="preserve">Каримов Алишер</w:t>
             </w:r>
           </w:p>
         </w:tc>

--- a/public/uploads/contracts/draft-15.docx
+++ b/public/uploads/contracts/draft-15.docx
@@ -1162,7 +1162,93 @@
                 <w:szCs w:val="28"/>
                 <w:lang w:val="uz-Cyrl-UZ"/>
               </w:rPr>
-              <w:t xml:space="preserve">Имзо: ____________  М.Ў.</w:t>
+              <w:t xml:space="preserve">Имзо:</w:t>
+            </w:r>
+          </w:p>
+          <w:p>
+            <w:pPr>
+              <w:jc w:val="center"/>
+              <w:spacing w:after="0"/>
+            </w:pPr>
+            <w:r>
+              <w:drawing>
+                <wp:inline distT="0" distB="0" distL="0" distR="0">
+                  <wp:extent cx="760000" cy="760000"/>
+                  <wp:effectExtent l="0" t="0" r="0" b="0"/>
+                  <wp:docPr id="1" name="QR1"/>
+                  <wp:cNvGraphicFramePr/>
+                  <a:graphic xmlns:a="http://schemas.openxmlformats.org/drawingml/2006/main">
+                    <a:graphicData uri="http://schemas.openxmlformats.org/drawingml/2006/picture">
+                      <pic:pic xmlns:pic="http://schemas.openxmlformats.org/drawingml/2006/picture">
+                        <pic:nvPicPr>
+                          <pic:cNvPr id="1" name="QR1"/>
+                          <pic:cNvPicPr/>
+                        </pic:nvPicPr>
+                        <pic:blipFill>
+                          <a:blip r:embed="rIdImg1"/>
+                          <a:stretch>
+                            <a:fillRect/>
+                          </a:stretch>
+                        </pic:blipFill>
+                        <pic:spPr>
+                          <a:xfrm>
+                            <a:off x="0" y="0"/>
+                            <a:ext cx="760000" cy="760000"/>
+                          </a:xfrm>
+                          <a:prstGeom prst="rect">
+                            <a:avLst/>
+                          </a:prstGeom>
+                        </pic:spPr>
+                      </pic:pic>
+                    </a:graphicData>
+                  </a:graphic>
+                </wp:inline>
+              </w:drawing>
+            </w:r>
+          </w:p>
+          <w:p>
+            <w:pPr>
+              <w:jc w:val="center"/>
+              <w:spacing w:after="20"/>
+            </w:pPr>
+            <w:r>
+              <w:rPr>
+                <w:rFonts w:ascii="Times New Roman" w:hAnsi="Times New Roman" w:cs="Times New Roman"/>
+                <w:sz w:val="28"/>
+                <w:szCs w:val="28"/>
+                <w:lang w:val="uz-Cyrl-UZ"/>
+              </w:rPr>
+              <w:t xml:space="preserve">Е-ИМЗО: Ш. Каримов</w:t>
+            </w:r>
+          </w:p>
+          <w:p>
+            <w:pPr>
+              <w:jc w:val="center"/>
+              <w:spacing w:after="20"/>
+            </w:pPr>
+            <w:r>
+              <w:rPr>
+                <w:rFonts w:ascii="Times New Roman" w:hAnsi="Times New Roman" w:cs="Times New Roman"/>
+                <w:sz w:val="28"/>
+                <w:szCs w:val="28"/>
+                <w:lang w:val="uz-Cyrl-UZ"/>
+              </w:rPr>
+              <w:t xml:space="preserve">Бошқарув раиси</w:t>
+            </w:r>
+          </w:p>
+          <w:p>
+            <w:pPr>
+              <w:jc w:val="center"/>
+              <w:spacing w:after="20"/>
+            </w:pPr>
+            <w:r>
+              <w:rPr>
+                <w:rFonts w:ascii="Times New Roman" w:hAnsi="Times New Roman" w:cs="Times New Roman"/>
+                <w:sz w:val="28"/>
+                <w:szCs w:val="28"/>
+                <w:lang w:val="uz-Cyrl-UZ"/>
+              </w:rPr>
+              <w:t xml:space="preserve">15-сон, 2026-йил 16-июн</w:t>
             </w:r>
           </w:p>
         </w:tc>
@@ -1335,7 +1421,7 @@
           <w:szCs w:val="28"/>
           <w:lang w:val="uz-Cyrl-UZ"/>
         </w:rPr>
-        <w:t xml:space="preserve">ART-2026-A-15-сонли шартномага</w:t>
+        <w:t xml:space="preserve">А-26-1S48V-сонли шартномага</w:t>
       </w:r>
     </w:p>
     <w:p>
@@ -1370,7 +1456,7 @@
           <w:szCs w:val="28"/>
           <w:lang w:val="uz-Cyrl-UZ"/>
         </w:rPr>
-        <w:t xml:space="preserve">Йиғимнинг қолган 80% тўлаш</w:t>
+        <w:t xml:space="preserve">Шартноманинг бир йиллик тўлов</w:t>
       </w:r>
     </w:p>
     <w:p>
@@ -1473,7 +1559,7 @@
                 <w:szCs w:val="28"/>
                 <w:lang w:val="uz-Cyrl-UZ"/>
               </w:rPr>
-              <w:t xml:space="preserve">5 184 000.00 сўм</w:t>
+              <w:t xml:space="preserve">2 160 000.00 сўм</w:t>
             </w:r>
           </w:p>
         </w:tc>
@@ -1521,7 +1607,7 @@
                 <w:szCs w:val="28"/>
                 <w:lang w:val="uz-Cyrl-UZ"/>
               </w:rPr>
-              <w:t xml:space="preserve">20.11.2026</w:t>
+              <w:t xml:space="preserve">20.09.2026</w:t>
             </w:r>
           </w:p>
         </w:tc>
@@ -1544,7 +1630,7 @@
                 <w:szCs w:val="28"/>
                 <w:lang w:val="uz-Cyrl-UZ"/>
               </w:rPr>
-              <w:t xml:space="preserve">5 184 000.00 сўм</w:t>
+              <w:t xml:space="preserve">2 160 000.00 сўм</w:t>
             </w:r>
           </w:p>
         </w:tc>
@@ -1592,7 +1678,7 @@
                 <w:szCs w:val="28"/>
                 <w:lang w:val="uz-Cyrl-UZ"/>
               </w:rPr>
-              <w:t xml:space="preserve">20.02.2027</w:t>
+              <w:t xml:space="preserve">20.10.2026</w:t>
             </w:r>
           </w:p>
         </w:tc>
@@ -1615,7 +1701,7 @@
                 <w:szCs w:val="28"/>
                 <w:lang w:val="uz-Cyrl-UZ"/>
               </w:rPr>
-              <w:t xml:space="preserve">5 184 000.00 сўм</w:t>
+              <w:t xml:space="preserve">2 160 000.00 сўм</w:t>
             </w:r>
           </w:p>
         </w:tc>
@@ -1663,7 +1749,7 @@
                 <w:szCs w:val="28"/>
                 <w:lang w:val="uz-Cyrl-UZ"/>
               </w:rPr>
-              <w:t xml:space="preserve">20.05.2027</w:t>
+              <w:t xml:space="preserve">20.11.2026</w:t>
             </w:r>
           </w:p>
         </w:tc>
@@ -1686,7 +1772,7 @@
                 <w:szCs w:val="28"/>
                 <w:lang w:val="uz-Cyrl-UZ"/>
               </w:rPr>
-              <w:t xml:space="preserve">5 184 000.00 сўм</w:t>
+              <w:t xml:space="preserve">2 160 000.00 сўм</w:t>
             </w:r>
           </w:p>
         </w:tc>
@@ -1705,6 +1791,574 @@
             <w:r>
               <w:rPr>
                 <w:rFonts w:ascii="Times New Roman" w:hAnsi="Times New Roman" w:cs="Times New Roman"/>
+                <w:b/>
+                <w:bCs/>
+                <w:sz w:val="28"/>
+                <w:szCs w:val="28"/>
+                <w:lang w:val="uz-Cyrl-UZ"/>
+              </w:rPr>
+              <w:t xml:space="preserve">5.</w:t>
+            </w:r>
+          </w:p>
+        </w:tc>
+        <w:tc>
+          <w:tcPr>
+            <w:tcW w:w="2100" w:type="dxa"/>
+            <w:vAlign w:val="center"/>
+          </w:tcPr>
+          <w:p>
+            <w:pPr>
+              <w:spacing w:before="120" w:after="120" w:line="240" w:lineRule="auto"/>
+              <w:jc w:val="center"/>
+            </w:pPr>
+            <w:r>
+              <w:rPr>
+                <w:rFonts w:ascii="Times New Roman" w:hAnsi="Times New Roman" w:cs="Times New Roman"/>
+                <w:b/>
+                <w:bCs/>
+                <w:sz w:val="28"/>
+                <w:szCs w:val="28"/>
+                <w:lang w:val="uz-Cyrl-UZ"/>
+              </w:rPr>
+              <w:t xml:space="preserve">20.12.2026</w:t>
+            </w:r>
+          </w:p>
+        </w:tc>
+        <w:tc>
+          <w:tcPr>
+            <w:tcW w:w="6050" w:type="dxa"/>
+            <w:vAlign w:val="center"/>
+          </w:tcPr>
+          <w:p>
+            <w:pPr>
+              <w:spacing w:before="120" w:after="120" w:line="240" w:lineRule="auto"/>
+              <w:jc w:val="center"/>
+            </w:pPr>
+            <w:r>
+              <w:rPr>
+                <w:rFonts w:ascii="Times New Roman" w:hAnsi="Times New Roman" w:cs="Times New Roman"/>
+                <w:b/>
+                <w:bCs/>
+                <w:sz w:val="28"/>
+                <w:szCs w:val="28"/>
+                <w:lang w:val="uz-Cyrl-UZ"/>
+              </w:rPr>
+              <w:t xml:space="preserve">2 160 000.00 сўм</w:t>
+            </w:r>
+          </w:p>
+        </w:tc>
+      </w:tr>
+      <w:tr>
+        <w:tc>
+          <w:tcPr>
+            <w:tcW w:w="850" w:type="dxa"/>
+            <w:vAlign w:val="center"/>
+          </w:tcPr>
+          <w:p>
+            <w:pPr>
+              <w:spacing w:before="120" w:after="120" w:line="240" w:lineRule="auto"/>
+              <w:jc w:val="center"/>
+            </w:pPr>
+            <w:r>
+              <w:rPr>
+                <w:rFonts w:ascii="Times New Roman" w:hAnsi="Times New Roman" w:cs="Times New Roman"/>
+                <w:b/>
+                <w:bCs/>
+                <w:sz w:val="28"/>
+                <w:szCs w:val="28"/>
+                <w:lang w:val="uz-Cyrl-UZ"/>
+              </w:rPr>
+              <w:t xml:space="preserve">6.</w:t>
+            </w:r>
+          </w:p>
+        </w:tc>
+        <w:tc>
+          <w:tcPr>
+            <w:tcW w:w="2100" w:type="dxa"/>
+            <w:vAlign w:val="center"/>
+          </w:tcPr>
+          <w:p>
+            <w:pPr>
+              <w:spacing w:before="120" w:after="120" w:line="240" w:lineRule="auto"/>
+              <w:jc w:val="center"/>
+            </w:pPr>
+            <w:r>
+              <w:rPr>
+                <w:rFonts w:ascii="Times New Roman" w:hAnsi="Times New Roman" w:cs="Times New Roman"/>
+                <w:b/>
+                <w:bCs/>
+                <w:sz w:val="28"/>
+                <w:szCs w:val="28"/>
+                <w:lang w:val="uz-Cyrl-UZ"/>
+              </w:rPr>
+              <w:t xml:space="preserve">20.01.2027</w:t>
+            </w:r>
+          </w:p>
+        </w:tc>
+        <w:tc>
+          <w:tcPr>
+            <w:tcW w:w="6050" w:type="dxa"/>
+            <w:vAlign w:val="center"/>
+          </w:tcPr>
+          <w:p>
+            <w:pPr>
+              <w:spacing w:before="120" w:after="120" w:line="240" w:lineRule="auto"/>
+              <w:jc w:val="center"/>
+            </w:pPr>
+            <w:r>
+              <w:rPr>
+                <w:rFonts w:ascii="Times New Roman" w:hAnsi="Times New Roman" w:cs="Times New Roman"/>
+                <w:b/>
+                <w:bCs/>
+                <w:sz w:val="28"/>
+                <w:szCs w:val="28"/>
+                <w:lang w:val="uz-Cyrl-UZ"/>
+              </w:rPr>
+              <w:t xml:space="preserve">2 160 000.00 сўм</w:t>
+            </w:r>
+          </w:p>
+        </w:tc>
+      </w:tr>
+      <w:tr>
+        <w:tc>
+          <w:tcPr>
+            <w:tcW w:w="850" w:type="dxa"/>
+            <w:vAlign w:val="center"/>
+          </w:tcPr>
+          <w:p>
+            <w:pPr>
+              <w:spacing w:before="120" w:after="120" w:line="240" w:lineRule="auto"/>
+              <w:jc w:val="center"/>
+            </w:pPr>
+            <w:r>
+              <w:rPr>
+                <w:rFonts w:ascii="Times New Roman" w:hAnsi="Times New Roman" w:cs="Times New Roman"/>
+                <w:b/>
+                <w:bCs/>
+                <w:sz w:val="28"/>
+                <w:szCs w:val="28"/>
+                <w:lang w:val="uz-Cyrl-UZ"/>
+              </w:rPr>
+              <w:t xml:space="preserve">7.</w:t>
+            </w:r>
+          </w:p>
+        </w:tc>
+        <w:tc>
+          <w:tcPr>
+            <w:tcW w:w="2100" w:type="dxa"/>
+            <w:vAlign w:val="center"/>
+          </w:tcPr>
+          <w:p>
+            <w:pPr>
+              <w:spacing w:before="120" w:after="120" w:line="240" w:lineRule="auto"/>
+              <w:jc w:val="center"/>
+            </w:pPr>
+            <w:r>
+              <w:rPr>
+                <w:rFonts w:ascii="Times New Roman" w:hAnsi="Times New Roman" w:cs="Times New Roman"/>
+                <w:b/>
+                <w:bCs/>
+                <w:sz w:val="28"/>
+                <w:szCs w:val="28"/>
+                <w:lang w:val="uz-Cyrl-UZ"/>
+              </w:rPr>
+              <w:t xml:space="preserve">20.02.2027</w:t>
+            </w:r>
+          </w:p>
+        </w:tc>
+        <w:tc>
+          <w:tcPr>
+            <w:tcW w:w="6050" w:type="dxa"/>
+            <w:vAlign w:val="center"/>
+          </w:tcPr>
+          <w:p>
+            <w:pPr>
+              <w:spacing w:before="120" w:after="120" w:line="240" w:lineRule="auto"/>
+              <w:jc w:val="center"/>
+            </w:pPr>
+            <w:r>
+              <w:rPr>
+                <w:rFonts w:ascii="Times New Roman" w:hAnsi="Times New Roman" w:cs="Times New Roman"/>
+                <w:b/>
+                <w:bCs/>
+                <w:sz w:val="28"/>
+                <w:szCs w:val="28"/>
+                <w:lang w:val="uz-Cyrl-UZ"/>
+              </w:rPr>
+              <w:t xml:space="preserve">2 160 000.00 сўм</w:t>
+            </w:r>
+          </w:p>
+        </w:tc>
+      </w:tr>
+      <w:tr>
+        <w:tc>
+          <w:tcPr>
+            <w:tcW w:w="850" w:type="dxa"/>
+            <w:vAlign w:val="center"/>
+          </w:tcPr>
+          <w:p>
+            <w:pPr>
+              <w:spacing w:before="120" w:after="120" w:line="240" w:lineRule="auto"/>
+              <w:jc w:val="center"/>
+            </w:pPr>
+            <w:r>
+              <w:rPr>
+                <w:rFonts w:ascii="Times New Roman" w:hAnsi="Times New Roman" w:cs="Times New Roman"/>
+                <w:b/>
+                <w:bCs/>
+                <w:sz w:val="28"/>
+                <w:szCs w:val="28"/>
+                <w:lang w:val="uz-Cyrl-UZ"/>
+              </w:rPr>
+              <w:t xml:space="preserve">8.</w:t>
+            </w:r>
+          </w:p>
+        </w:tc>
+        <w:tc>
+          <w:tcPr>
+            <w:tcW w:w="2100" w:type="dxa"/>
+            <w:vAlign w:val="center"/>
+          </w:tcPr>
+          <w:p>
+            <w:pPr>
+              <w:spacing w:before="120" w:after="120" w:line="240" w:lineRule="auto"/>
+              <w:jc w:val="center"/>
+            </w:pPr>
+            <w:r>
+              <w:rPr>
+                <w:rFonts w:ascii="Times New Roman" w:hAnsi="Times New Roman" w:cs="Times New Roman"/>
+                <w:b/>
+                <w:bCs/>
+                <w:sz w:val="28"/>
+                <w:szCs w:val="28"/>
+                <w:lang w:val="uz-Cyrl-UZ"/>
+              </w:rPr>
+              <w:t xml:space="preserve">20.03.2027</w:t>
+            </w:r>
+          </w:p>
+        </w:tc>
+        <w:tc>
+          <w:tcPr>
+            <w:tcW w:w="6050" w:type="dxa"/>
+            <w:vAlign w:val="center"/>
+          </w:tcPr>
+          <w:p>
+            <w:pPr>
+              <w:spacing w:before="120" w:after="120" w:line="240" w:lineRule="auto"/>
+              <w:jc w:val="center"/>
+            </w:pPr>
+            <w:r>
+              <w:rPr>
+                <w:rFonts w:ascii="Times New Roman" w:hAnsi="Times New Roman" w:cs="Times New Roman"/>
+                <w:b/>
+                <w:bCs/>
+                <w:sz w:val="28"/>
+                <w:szCs w:val="28"/>
+                <w:lang w:val="uz-Cyrl-UZ"/>
+              </w:rPr>
+              <w:t xml:space="preserve">2 160 000.00 сўм</w:t>
+            </w:r>
+          </w:p>
+        </w:tc>
+      </w:tr>
+      <w:tr>
+        <w:tc>
+          <w:tcPr>
+            <w:tcW w:w="850" w:type="dxa"/>
+            <w:vAlign w:val="center"/>
+          </w:tcPr>
+          <w:p>
+            <w:pPr>
+              <w:spacing w:before="120" w:after="120" w:line="240" w:lineRule="auto"/>
+              <w:jc w:val="center"/>
+            </w:pPr>
+            <w:r>
+              <w:rPr>
+                <w:rFonts w:ascii="Times New Roman" w:hAnsi="Times New Roman" w:cs="Times New Roman"/>
+                <w:b/>
+                <w:bCs/>
+                <w:sz w:val="28"/>
+                <w:szCs w:val="28"/>
+                <w:lang w:val="uz-Cyrl-UZ"/>
+              </w:rPr>
+              <w:t xml:space="preserve">9.</w:t>
+            </w:r>
+          </w:p>
+        </w:tc>
+        <w:tc>
+          <w:tcPr>
+            <w:tcW w:w="2100" w:type="dxa"/>
+            <w:vAlign w:val="center"/>
+          </w:tcPr>
+          <w:p>
+            <w:pPr>
+              <w:spacing w:before="120" w:after="120" w:line="240" w:lineRule="auto"/>
+              <w:jc w:val="center"/>
+            </w:pPr>
+            <w:r>
+              <w:rPr>
+                <w:rFonts w:ascii="Times New Roman" w:hAnsi="Times New Roman" w:cs="Times New Roman"/>
+                <w:b/>
+                <w:bCs/>
+                <w:sz w:val="28"/>
+                <w:szCs w:val="28"/>
+                <w:lang w:val="uz-Cyrl-UZ"/>
+              </w:rPr>
+              <w:t xml:space="preserve">20.04.2027</w:t>
+            </w:r>
+          </w:p>
+        </w:tc>
+        <w:tc>
+          <w:tcPr>
+            <w:tcW w:w="6050" w:type="dxa"/>
+            <w:vAlign w:val="center"/>
+          </w:tcPr>
+          <w:p>
+            <w:pPr>
+              <w:spacing w:before="120" w:after="120" w:line="240" w:lineRule="auto"/>
+              <w:jc w:val="center"/>
+            </w:pPr>
+            <w:r>
+              <w:rPr>
+                <w:rFonts w:ascii="Times New Roman" w:hAnsi="Times New Roman" w:cs="Times New Roman"/>
+                <w:b/>
+                <w:bCs/>
+                <w:sz w:val="28"/>
+                <w:szCs w:val="28"/>
+                <w:lang w:val="uz-Cyrl-UZ"/>
+              </w:rPr>
+              <w:t xml:space="preserve">2 160 000.00 сўм</w:t>
+            </w:r>
+          </w:p>
+        </w:tc>
+      </w:tr>
+      <w:tr>
+        <w:tc>
+          <w:tcPr>
+            <w:tcW w:w="850" w:type="dxa"/>
+            <w:vAlign w:val="center"/>
+          </w:tcPr>
+          <w:p>
+            <w:pPr>
+              <w:spacing w:before="120" w:after="120" w:line="240" w:lineRule="auto"/>
+              <w:jc w:val="center"/>
+            </w:pPr>
+            <w:r>
+              <w:rPr>
+                <w:rFonts w:ascii="Times New Roman" w:hAnsi="Times New Roman" w:cs="Times New Roman"/>
+                <w:b/>
+                <w:bCs/>
+                <w:sz w:val="28"/>
+                <w:szCs w:val="28"/>
+                <w:lang w:val="uz-Cyrl-UZ"/>
+              </w:rPr>
+              <w:t xml:space="preserve">10.</w:t>
+            </w:r>
+          </w:p>
+        </w:tc>
+        <w:tc>
+          <w:tcPr>
+            <w:tcW w:w="2100" w:type="dxa"/>
+            <w:vAlign w:val="center"/>
+          </w:tcPr>
+          <w:p>
+            <w:pPr>
+              <w:spacing w:before="120" w:after="120" w:line="240" w:lineRule="auto"/>
+              <w:jc w:val="center"/>
+            </w:pPr>
+            <w:r>
+              <w:rPr>
+                <w:rFonts w:ascii="Times New Roman" w:hAnsi="Times New Roman" w:cs="Times New Roman"/>
+                <w:b/>
+                <w:bCs/>
+                <w:sz w:val="28"/>
+                <w:szCs w:val="28"/>
+                <w:lang w:val="uz-Cyrl-UZ"/>
+              </w:rPr>
+              <w:t xml:space="preserve">20.05.2027</w:t>
+            </w:r>
+          </w:p>
+        </w:tc>
+        <w:tc>
+          <w:tcPr>
+            <w:tcW w:w="6050" w:type="dxa"/>
+            <w:vAlign w:val="center"/>
+          </w:tcPr>
+          <w:p>
+            <w:pPr>
+              <w:spacing w:before="120" w:after="120" w:line="240" w:lineRule="auto"/>
+              <w:jc w:val="center"/>
+            </w:pPr>
+            <w:r>
+              <w:rPr>
+                <w:rFonts w:ascii="Times New Roman" w:hAnsi="Times New Roman" w:cs="Times New Roman"/>
+                <w:b/>
+                <w:bCs/>
+                <w:sz w:val="28"/>
+                <w:szCs w:val="28"/>
+                <w:lang w:val="uz-Cyrl-UZ"/>
+              </w:rPr>
+              <w:t xml:space="preserve">2 160 000.00 сўм</w:t>
+            </w:r>
+          </w:p>
+        </w:tc>
+      </w:tr>
+      <w:tr>
+        <w:tc>
+          <w:tcPr>
+            <w:tcW w:w="850" w:type="dxa"/>
+            <w:vAlign w:val="center"/>
+          </w:tcPr>
+          <w:p>
+            <w:pPr>
+              <w:spacing w:before="120" w:after="120" w:line="240" w:lineRule="auto"/>
+              <w:jc w:val="center"/>
+            </w:pPr>
+            <w:r>
+              <w:rPr>
+                <w:rFonts w:ascii="Times New Roman" w:hAnsi="Times New Roman" w:cs="Times New Roman"/>
+                <w:b/>
+                <w:bCs/>
+                <w:sz w:val="28"/>
+                <w:szCs w:val="28"/>
+                <w:lang w:val="uz-Cyrl-UZ"/>
+              </w:rPr>
+              <w:t xml:space="preserve">11.</w:t>
+            </w:r>
+          </w:p>
+        </w:tc>
+        <w:tc>
+          <w:tcPr>
+            <w:tcW w:w="2100" w:type="dxa"/>
+            <w:vAlign w:val="center"/>
+          </w:tcPr>
+          <w:p>
+            <w:pPr>
+              <w:spacing w:before="120" w:after="120" w:line="240" w:lineRule="auto"/>
+              <w:jc w:val="center"/>
+            </w:pPr>
+            <w:r>
+              <w:rPr>
+                <w:rFonts w:ascii="Times New Roman" w:hAnsi="Times New Roman" w:cs="Times New Roman"/>
+                <w:b/>
+                <w:bCs/>
+                <w:sz w:val="28"/>
+                <w:szCs w:val="28"/>
+                <w:lang w:val="uz-Cyrl-UZ"/>
+              </w:rPr>
+              <w:t xml:space="preserve">20.06.2027</w:t>
+            </w:r>
+          </w:p>
+        </w:tc>
+        <w:tc>
+          <w:tcPr>
+            <w:tcW w:w="6050" w:type="dxa"/>
+            <w:vAlign w:val="center"/>
+          </w:tcPr>
+          <w:p>
+            <w:pPr>
+              <w:spacing w:before="120" w:after="120" w:line="240" w:lineRule="auto"/>
+              <w:jc w:val="center"/>
+            </w:pPr>
+            <w:r>
+              <w:rPr>
+                <w:rFonts w:ascii="Times New Roman" w:hAnsi="Times New Roman" w:cs="Times New Roman"/>
+                <w:b/>
+                <w:bCs/>
+                <w:sz w:val="28"/>
+                <w:szCs w:val="28"/>
+                <w:lang w:val="uz-Cyrl-UZ"/>
+              </w:rPr>
+              <w:t xml:space="preserve">2 160 000.00 сўм</w:t>
+            </w:r>
+          </w:p>
+        </w:tc>
+      </w:tr>
+      <w:tr>
+        <w:tc>
+          <w:tcPr>
+            <w:tcW w:w="850" w:type="dxa"/>
+            <w:vAlign w:val="center"/>
+          </w:tcPr>
+          <w:p>
+            <w:pPr>
+              <w:spacing w:before="120" w:after="120" w:line="240" w:lineRule="auto"/>
+              <w:jc w:val="center"/>
+            </w:pPr>
+            <w:r>
+              <w:rPr>
+                <w:rFonts w:ascii="Times New Roman" w:hAnsi="Times New Roman" w:cs="Times New Roman"/>
+                <w:b/>
+                <w:bCs/>
+                <w:sz w:val="28"/>
+                <w:szCs w:val="28"/>
+                <w:lang w:val="uz-Cyrl-UZ"/>
+              </w:rPr>
+              <w:t xml:space="preserve">12.</w:t>
+            </w:r>
+          </w:p>
+        </w:tc>
+        <w:tc>
+          <w:tcPr>
+            <w:tcW w:w="2100" w:type="dxa"/>
+            <w:vAlign w:val="center"/>
+          </w:tcPr>
+          <w:p>
+            <w:pPr>
+              <w:spacing w:before="120" w:after="120" w:line="240" w:lineRule="auto"/>
+              <w:jc w:val="center"/>
+            </w:pPr>
+            <w:r>
+              <w:rPr>
+                <w:rFonts w:ascii="Times New Roman" w:hAnsi="Times New Roman" w:cs="Times New Roman"/>
+                <w:b/>
+                <w:bCs/>
+                <w:sz w:val="28"/>
+                <w:szCs w:val="28"/>
+                <w:lang w:val="uz-Cyrl-UZ"/>
+              </w:rPr>
+              <w:t xml:space="preserve">20.07.2027</w:t>
+            </w:r>
+          </w:p>
+        </w:tc>
+        <w:tc>
+          <w:tcPr>
+            <w:tcW w:w="6050" w:type="dxa"/>
+            <w:vAlign w:val="center"/>
+          </w:tcPr>
+          <w:p>
+            <w:pPr>
+              <w:spacing w:before="120" w:after="120" w:line="240" w:lineRule="auto"/>
+              <w:jc w:val="center"/>
+            </w:pPr>
+            <w:r>
+              <w:rPr>
+                <w:rFonts w:ascii="Times New Roman" w:hAnsi="Times New Roman" w:cs="Times New Roman"/>
+                <w:b/>
+                <w:bCs/>
+                <w:sz w:val="28"/>
+                <w:szCs w:val="28"/>
+                <w:lang w:val="uz-Cyrl-UZ"/>
+              </w:rPr>
+              <w:t xml:space="preserve">2 160 000.00 сўм</w:t>
+            </w:r>
+          </w:p>
+        </w:tc>
+      </w:tr>
+      <w:tr>
+        <w:tc>
+          <w:tcPr>
+            <w:tcW w:w="850" w:type="dxa"/>
+            <w:vAlign w:val="center"/>
+          </w:tcPr>
+          <w:p>
+            <w:pPr>
+              <w:spacing w:before="120" w:after="120" w:line="240" w:lineRule="auto"/>
+              <w:jc w:val="center"/>
+            </w:pPr>
+            <w:r>
+              <w:rPr>
+                <w:rFonts w:ascii="Times New Roman" w:hAnsi="Times New Roman" w:cs="Times New Roman"/>
                 <w:sz w:val="28"/>
                 <w:szCs w:val="28"/>
                 <w:lang w:val="uz-Cyrl-UZ"/>
@@ -1755,7 +2409,7 @@
                 <w:szCs w:val="28"/>
                 <w:lang w:val="uz-Cyrl-UZ"/>
               </w:rPr>
-              <w:t xml:space="preserve">20 736 000.00 сўм</w:t>
+              <w:t xml:space="preserve">25 920 000.00 сўм</w:t>
             </w:r>
           </w:p>
         </w:tc>
@@ -1860,7 +2514,7 @@
                 <w:szCs w:val="28"/>
                 <w:lang w:val="uz-Cyrl-UZ"/>
               </w:rPr>
-              <w:t xml:space="preserve">Ш. Каримов</w:t>
+              <w:t xml:space="preserve">Каримов Шавкат</w:t>
             </w:r>
           </w:p>
         </w:tc>
